--- a/public/cv/ru/CV_Строков_Виктор.docx
+++ b/public/cv/ru/CV_Строков_Виктор.docx
@@ -559,7 +559,7 @@
         <w:jc w:val="left"/>
       </w:pPr>
       <w:r>
-        <w:t>Разработал информационные продукты в Eikon и участвовал в создании аналитических дашбордов; 1 из продуктов привлёк 3 B2B-клиентов.</w:t>
+        <w:t>Разработал информационные продукты в Eikon и участвовал в создании аналитических дашбордов; продукты в совокупности привлекли 3 B2B-клиентов.</w:t>
       </w:r>
     </w:p>
     <w:p>
